--- a/DOC/10-1_收件表格_填.docx
+++ b/DOC/10-1_收件表格_填.docx
@@ -99,9 +99,15 @@
             </w:r>
             <w:r>
               <w:rPr>
-                <w:rFonts w:eastAsia="標楷體" w:hint="eastAsia"/>
-              </w:rPr>
-              <w:t>計畫編號</w:t>
+                <w:rFonts w:eastAsia="標楷體"/>
+              </w:rPr>
+              <w:t>計畫編號：</w:t>
+            </w:r>
+            <w:r>
+              <w:rPr>
+                <w:rFonts w:eastAsia="標楷體"/>
+              </w:rPr>
+              <w:t>CGH-P115074</w:t>
             </w:r>
           </w:p>
         </w:tc>
@@ -182,7 +188,21 @@
               <w:rPr>
                 <w:rFonts w:eastAsia="標楷體" w:hint="eastAsia"/>
               </w:rPr>
-              <w:t>骨盆底巨大硬皮囊腫模擬直腸黏膜下惡性腫瘤：病例報告</w:t>
+              <w:t>骨盆底巨大硬皮囊</w:t>
+            </w:r>
+            <w:proofErr w:type="gramStart"/>
+            <w:r>
+              <w:rPr>
+                <w:rFonts w:eastAsia="標楷體" w:hint="eastAsia"/>
+              </w:rPr>
+              <w:t>腫</w:t>
+            </w:r>
+            <w:proofErr w:type="gramEnd"/>
+            <w:r>
+              <w:rPr>
+                <w:rFonts w:eastAsia="標楷體" w:hint="eastAsia"/>
+              </w:rPr>
+              <w:t>擬似直腸惡性腫瘤：病例報告</w:t>
             </w:r>
           </w:p>
         </w:tc>
@@ -259,7 +279,7 @@
               <w:rPr>
                 <w:rFonts w:eastAsia="標楷體" w:hint="eastAsia"/>
               </w:rPr>
-              <w:t>A Large Epidermoid Cyst of the Pelvic Floor Mimicking Rectal Submucosal Malignancy: A Case Report</w:t>
+              <w:t>A Large Epidermoid Cyst of the Pelvic Floor Mimicking Rectal Malignancy: A Case Report</w:t>
             </w:r>
           </w:p>
         </w:tc>
@@ -319,9 +339,9 @@
             </w:r>
             <w:r>
               <w:rPr>
-                <w:rFonts w:eastAsia="標楷體" w:hint="eastAsia"/>
-              </w:rPr>
-              <w:t>61132</w:t>
+                <w:rFonts w:eastAsia="標楷體"/>
+              </w:rPr>
+              <w:t>0983701132</w:t>
             </w:r>
           </w:p>
         </w:tc>
@@ -381,71 +401,40 @@
             </w:r>
             <w:r>
               <w:rPr>
-                <w:rFonts w:eastAsia="標楷體" w:hint="eastAsia"/>
-              </w:rPr>
-              <w:t>61486</w:t>
-            </w:r>
-          </w:p>
-        </w:tc>
-      </w:tr>
-      <w:tr>
-        <w:trPr>
-          <w:jc w:val="center"/>
-        </w:trPr>
-        <w:tc>
-          <w:tcPr>
-            <w:tcW w:w="1701" w:type="dxa"/>
-            <w:tcBorders>
-              <w:top w:val="single" w:sz="6" w:space="0" w:color="auto"/>
-              <w:left w:val="single" w:sz="12" w:space="0" w:color="auto"/>
-              <w:bottom w:val="single" w:sz="6" w:space="0" w:color="auto"/>
-              <w:right w:val="single" w:sz="6" w:space="0" w:color="auto"/>
-            </w:tcBorders>
-            <w:hideMark/>
-          </w:tcPr>
-          <w:p>
-            <w:pPr>
-              <w:rPr>
-                <w:rFonts w:eastAsia="標楷體"/>
-              </w:rPr>
-            </w:pPr>
-            <w:r>
-              <w:rPr>
-                <w:rFonts w:eastAsia="標楷體" w:hint="eastAsia"/>
-              </w:rPr>
-              <w:t>研究人員</w:t>
-            </w:r>
-          </w:p>
-        </w:tc>
-        <w:tc>
-          <w:tcPr>
-            <w:tcW w:w="8787" w:type="dxa"/>
-            <w:gridSpan w:val="5"/>
-            <w:tcBorders>
-              <w:top w:val="single" w:sz="6" w:space="0" w:color="auto"/>
-              <w:left w:val="single" w:sz="6" w:space="0" w:color="auto"/>
-              <w:bottom w:val="single" w:sz="6" w:space="0" w:color="auto"/>
-              <w:right w:val="single" w:sz="12" w:space="0" w:color="auto"/>
-            </w:tcBorders>
-            <w:hideMark/>
-          </w:tcPr>
-          <w:p>
-            <w:pPr>
-              <w:rPr>
-                <w:rFonts w:eastAsia="標楷體"/>
-              </w:rPr>
-            </w:pPr>
-            <w:r>
-              <w:rPr>
-                <w:rFonts w:eastAsia="標楷體" w:hint="eastAsia"/>
-              </w:rPr>
-              <w:t>姓名：王子建　科別：直腸外科　職稱：專科護理師　聯絡電話：</w:t>
-            </w:r>
-            <w:r>
-              <w:rPr>
-                <w:rFonts w:eastAsia="標楷體" w:hint="eastAsia"/>
-              </w:rPr>
-              <w:t>62875</w:t>
+                <w:rFonts w:eastAsia="標楷體"/>
+              </w:rPr>
+              <w:t>0983701</w:t>
+            </w:r>
+            <w:r>
+              <w:rPr>
+                <w:rFonts w:eastAsia="標楷體" w:hint="eastAsia"/>
+              </w:rPr>
+              <w:t>486</w:t>
+            </w:r>
+          </w:p>
+          <w:p>
+            <w:pPr>
+              <w:rPr>
+                <w:rFonts w:eastAsia="標楷體"/>
+              </w:rPr>
+            </w:pPr>
+            <w:r>
+              <w:rPr>
+                <w:rFonts w:eastAsia="標楷體" w:hint="eastAsia"/>
+              </w:rPr>
+              <w:t>姓名：王子建　科別：</w:t>
+            </w:r>
+            <w:r>
+              <w:rPr>
+                <w:rFonts w:eastAsia="標楷體" w:hint="eastAsia"/>
+              </w:rPr>
+              <w:t>外科　職稱：專科護理師　聯絡電話：</w:t>
+            </w:r>
+            <w:r>
+              <w:rPr>
+                <w:rFonts w:eastAsia="標楷體"/>
+              </w:rPr>
+              <w:t>0983702875</w:t>
             </w:r>
             <w:r>
               <w:rPr>
@@ -457,7 +446,7 @@
               <w:rPr>
                 <w:rFonts w:eastAsia="標楷體" w:hint="eastAsia"/>
               </w:rPr>
-              <w:t>姓名：吳美智　科別：直腸外科　職稱：專</w:t>
+              <w:t>姓名：吳美智　科別：外科　職稱：專</w:t>
             </w:r>
             <w:r>
               <w:rPr>
@@ -470,6 +459,18 @@
                 <w:rFonts w:eastAsia="標楷體" w:hint="eastAsia"/>
               </w:rPr>
               <w:t>護理師　聯絡電話：</w:t>
+            </w:r>
+            <w:r>
+              <w:rPr>
+                <w:rFonts w:eastAsia="標楷體" w:hint="eastAsia"/>
+              </w:rPr>
+              <w:t>9</w:t>
+            </w:r>
+            <w:r>
+              <w:rPr>
+                <w:rFonts w:eastAsia="標楷體"/>
+              </w:rPr>
+              <w:t>083702863</w:t>
             </w:r>
           </w:p>
         </w:tc>
@@ -519,7 +520,7 @@
           <w:p>
             <w:pPr>
               <w:rPr>
-                <w:rFonts w:eastAsia="標楷體" w:hint="eastAsia"/>
+                <w:rFonts w:eastAsia="標楷體"/>
               </w:rPr>
             </w:pPr>
             <w:r>
@@ -530,15 +531,9 @@
             </w:r>
             <w:r>
               <w:rPr>
-                <w:rFonts w:eastAsia="標楷體" w:hint="eastAsia"/>
-              </w:rPr>
-              <w:t>62875</w:t>
-            </w:r>
-            <w:r>
-              <w:rPr>
-                <w:rFonts w:eastAsia="標楷體" w:hint="eastAsia"/>
-              </w:rPr>
-              <w:t xml:space="preserve">　</w:t>
+                <w:rFonts w:eastAsia="標楷體"/>
+              </w:rPr>
+              <w:t xml:space="preserve">0983702875 </w:t>
             </w:r>
             <w:r>
               <w:rPr>
@@ -1537,7 +1532,23 @@
                 <w:rFonts w:eastAsia="標楷體" w:hint="eastAsia"/>
                 <w:szCs w:val="24"/>
               </w:rPr>
-              <w:t>請於左下角標註版本日期</w:t>
+              <w:t>請於左下角標</w:t>
+            </w:r>
+            <w:proofErr w:type="gramStart"/>
+            <w:r>
+              <w:rPr>
+                <w:rFonts w:eastAsia="標楷體" w:hint="eastAsia"/>
+                <w:szCs w:val="24"/>
+              </w:rPr>
+              <w:t>註</w:t>
+            </w:r>
+            <w:proofErr w:type="gramEnd"/>
+            <w:r>
+              <w:rPr>
+                <w:rFonts w:eastAsia="標楷體" w:hint="eastAsia"/>
+                <w:szCs w:val="24"/>
+              </w:rPr>
+              <w:t>版本日期</w:t>
             </w:r>
           </w:p>
         </w:tc>
@@ -1678,7 +1689,23 @@
                 <w:rFonts w:eastAsia="標楷體" w:hint="eastAsia"/>
                 <w:szCs w:val="24"/>
               </w:rPr>
-              <w:t>請於左下角標註版本日期</w:t>
+              <w:t>請於左下角標</w:t>
+            </w:r>
+            <w:proofErr w:type="gramStart"/>
+            <w:r>
+              <w:rPr>
+                <w:rFonts w:eastAsia="標楷體" w:hint="eastAsia"/>
+                <w:szCs w:val="24"/>
+              </w:rPr>
+              <w:t>註</w:t>
+            </w:r>
+            <w:proofErr w:type="gramEnd"/>
+            <w:r>
+              <w:rPr>
+                <w:rFonts w:eastAsia="標楷體" w:hint="eastAsia"/>
+                <w:szCs w:val="24"/>
+              </w:rPr>
+              <w:t>版本日期</w:t>
             </w:r>
           </w:p>
         </w:tc>
@@ -2586,7 +2613,29 @@
           <w:szCs w:val="26"/>
           <w:lang w:bidi="th-TH"/>
         </w:rPr>
-        <w:t>醫療器材或醫療技術於試驗計畫書、最新版主持人手冊、試驗藥品</w:t>
+        <w:t>醫療器材或醫療技術於試驗計畫書、</w:t>
+      </w:r>
+      <w:proofErr w:type="gramStart"/>
+      <w:r>
+        <w:rPr>
+          <w:rFonts w:eastAsia="標楷體"/>
+          <w:kern w:val="0"/>
+          <w:sz w:val="26"/>
+          <w:szCs w:val="26"/>
+          <w:lang w:bidi="th-TH"/>
+        </w:rPr>
+        <w:t>最</w:t>
+      </w:r>
+      <w:proofErr w:type="gramEnd"/>
+      <w:r>
+        <w:rPr>
+          <w:rFonts w:eastAsia="標楷體"/>
+          <w:kern w:val="0"/>
+          <w:sz w:val="26"/>
+          <w:szCs w:val="26"/>
+          <w:lang w:bidi="th-TH"/>
+        </w:rPr>
+        <w:t>新版主持人手冊、試驗藥品</w:t>
       </w:r>
       <w:r>
         <w:rPr>
@@ -2639,7 +2688,29 @@
           <w:szCs w:val="26"/>
           <w:lang w:bidi="th-TH"/>
         </w:rPr>
-        <w:t>在受試者參加試驗與後續追蹤期間，本人會確保對受試者任何與試驗相關的不良反應，包括重要實驗室檢查值等，提供充分的醫療照護。當計畫主持人察覺試驗期間受試者有疾病需要醫療照護時，必須告知受試者。</w:t>
+        <w:t>在受試者參加試驗與後續追蹤</w:t>
+      </w:r>
+      <w:proofErr w:type="gramStart"/>
+      <w:r>
+        <w:rPr>
+          <w:rFonts w:eastAsia="標楷體"/>
+          <w:kern w:val="0"/>
+          <w:sz w:val="26"/>
+          <w:szCs w:val="26"/>
+          <w:lang w:bidi="th-TH"/>
+        </w:rPr>
+        <w:t>期間，</w:t>
+      </w:r>
+      <w:proofErr w:type="gramEnd"/>
+      <w:r>
+        <w:rPr>
+          <w:rFonts w:eastAsia="標楷體"/>
+          <w:kern w:val="0"/>
+          <w:sz w:val="26"/>
+          <w:szCs w:val="26"/>
+          <w:lang w:bidi="th-TH"/>
+        </w:rPr>
+        <w:t>本人會確保對受試者任何與試驗相關的不良反應，包括重要實驗室檢查值等，提供充分的醫療照護。當計畫主持人察覺試驗期間受試者有疾病需要醫療照護時，必須告知受試者。</w:t>
       </w:r>
     </w:p>
     <w:p>
@@ -2705,7 +2776,29 @@
           <w:szCs w:val="26"/>
           <w:lang w:bidi="th-TH"/>
         </w:rPr>
-        <w:t>本人明瞭人體試驗委員會及主管機關得採取必要因應之追蹤審查及措施並得調閱相關資料，必要時得要求中止或終止該計畫。受試者得不附理由隨時退出臨床試驗。本人承諾應在尊重受試者之權利及意願之條件下，盡量確認其退出試驗之原因。</w:t>
+        <w:t>本人明瞭人體試驗委員會及主管機關得採取必要因應之追蹤審查及措施</w:t>
+      </w:r>
+      <w:proofErr w:type="gramStart"/>
+      <w:r>
+        <w:rPr>
+          <w:rFonts w:eastAsia="標楷體"/>
+          <w:kern w:val="0"/>
+          <w:sz w:val="26"/>
+          <w:szCs w:val="26"/>
+          <w:lang w:bidi="th-TH"/>
+        </w:rPr>
+        <w:t>並得調閱</w:t>
+      </w:r>
+      <w:proofErr w:type="gramEnd"/>
+      <w:r>
+        <w:rPr>
+          <w:rFonts w:eastAsia="標楷體"/>
+          <w:kern w:val="0"/>
+          <w:sz w:val="26"/>
+          <w:szCs w:val="26"/>
+          <w:lang w:bidi="th-TH"/>
+        </w:rPr>
+        <w:t>相關資料，必要時得要求中止或終止該計畫。受試者得不附理由隨時退出臨床試驗。本人承諾應在尊重受試者之權利及意願之條件下，盡量確認其退出試驗之原因。</w:t>
       </w:r>
     </w:p>
     <w:p>
@@ -2877,7 +2970,29 @@
           <w:szCs w:val="26"/>
           <w:lang w:bidi="th-TH"/>
         </w:rPr>
-        <w:t>本人承諾遵守國際法規協合會頒佈之優良臨床試驗準則</w:t>
+        <w:t>本人承諾遵守國際法規協合會頒</w:t>
+      </w:r>
+      <w:proofErr w:type="gramStart"/>
+      <w:r>
+        <w:rPr>
+          <w:rFonts w:eastAsia="標楷體"/>
+          <w:kern w:val="0"/>
+          <w:sz w:val="26"/>
+          <w:szCs w:val="26"/>
+          <w:lang w:bidi="th-TH"/>
+        </w:rPr>
+        <w:t>佈</w:t>
+      </w:r>
+      <w:proofErr w:type="gramEnd"/>
+      <w:r>
+        <w:rPr>
+          <w:rFonts w:eastAsia="標楷體"/>
+          <w:kern w:val="0"/>
+          <w:sz w:val="26"/>
+          <w:szCs w:val="26"/>
+          <w:lang w:bidi="th-TH"/>
+        </w:rPr>
+        <w:t>之優良臨床試驗準則</w:t>
       </w:r>
       <w:r>
         <w:rPr>
@@ -3998,6 +4113,12 @@
                 <w:rFonts w:eastAsia="標楷體"/>
               </w:rPr>
             </w:pPr>
+            <w:r>
+              <w:rPr>
+                <w:rFonts w:eastAsia="標楷體" w:hint="eastAsia"/>
+              </w:rPr>
+              <w:t>計劃主持人</w:t>
+            </w:r>
           </w:p>
         </w:tc>
         <w:tc>
@@ -4008,7 +4129,7 @@
           <w:p>
             <w:pPr>
               <w:rPr>
-                <w:rFonts w:eastAsia="標楷體" w:hint="eastAsia"/>
+                <w:rFonts w:eastAsia="標楷體"/>
               </w:rPr>
             </w:pPr>
             <w:r>
@@ -4030,6 +4151,12 @@
                 <w:rFonts w:eastAsia="標楷體"/>
               </w:rPr>
             </w:pPr>
+            <w:r>
+              <w:rPr>
+                <w:rFonts w:eastAsia="標楷體" w:hint="eastAsia"/>
+              </w:rPr>
+              <w:t>6</w:t>
+            </w:r>
           </w:p>
         </w:tc>
         <w:tc>
@@ -4043,6 +4170,36 @@
                 <w:rFonts w:eastAsia="標楷體"/>
               </w:rPr>
             </w:pPr>
+            <w:r>
+              <w:rPr>
+                <w:rFonts w:eastAsia="標楷體" w:hint="eastAsia"/>
+              </w:rPr>
+              <w:t>病人主治醫師，主要手術醫師</w:t>
+            </w:r>
+            <w:r>
+              <w:rPr>
+                <w:rFonts w:eastAsia="標楷體" w:hint="eastAsia"/>
+              </w:rPr>
+              <w:t>(</w:t>
+            </w:r>
+            <w:r>
+              <w:rPr>
+                <w:rFonts w:eastAsia="標楷體" w:hint="eastAsia"/>
+              </w:rPr>
+              <w:t>骨盆腔腫瘤切除術</w:t>
+            </w:r>
+            <w:r>
+              <w:rPr>
+                <w:rFonts w:eastAsia="標楷體" w:hint="eastAsia"/>
+              </w:rPr>
+              <w:t>)</w:t>
+            </w:r>
+            <w:r>
+              <w:rPr>
+                <w:rFonts w:eastAsia="標楷體" w:hint="eastAsia"/>
+              </w:rPr>
+              <w:t>，負責研究設計、臨床決策、整體計畫執行監督及取得受試者知情同意</w:t>
+            </w:r>
           </w:p>
         </w:tc>
       </w:tr>
@@ -4062,6 +4219,12 @@
                 <w:rFonts w:eastAsia="標楷體"/>
               </w:rPr>
             </w:pPr>
+            <w:r>
+              <w:rPr>
+                <w:rFonts w:eastAsia="標楷體" w:hint="eastAsia"/>
+              </w:rPr>
+              <w:t>協同主持人</w:t>
+            </w:r>
           </w:p>
         </w:tc>
         <w:tc>
@@ -4094,6 +4257,12 @@
                 <w:rFonts w:eastAsia="標楷體"/>
               </w:rPr>
             </w:pPr>
+            <w:r>
+              <w:rPr>
+                <w:rFonts w:eastAsia="標楷體" w:hint="eastAsia"/>
+              </w:rPr>
+              <w:t>3</w:t>
+            </w:r>
           </w:p>
         </w:tc>
         <w:tc>
@@ -4107,6 +4276,50 @@
                 <w:rFonts w:eastAsia="標楷體"/>
               </w:rPr>
             </w:pPr>
+            <w:r>
+              <w:rPr>
+                <w:rFonts w:eastAsia="標楷體" w:hint="eastAsia"/>
+              </w:rPr>
+              <w:t>泌尿科會診醫師，手術參與者</w:t>
+            </w:r>
+            <w:r>
+              <w:rPr>
+                <w:rFonts w:eastAsia="標楷體" w:hint="eastAsia"/>
+              </w:rPr>
+              <w:t>(</w:t>
+            </w:r>
+            <w:r>
+              <w:rPr>
+                <w:rFonts w:eastAsia="標楷體" w:hint="eastAsia"/>
+              </w:rPr>
+              <w:t>雙</w:t>
+            </w:r>
+            <w:r>
+              <w:rPr>
+                <w:rFonts w:eastAsia="標楷體" w:hint="eastAsia"/>
+              </w:rPr>
+              <w:t>J</w:t>
+            </w:r>
+            <w:proofErr w:type="gramStart"/>
+            <w:r>
+              <w:rPr>
+                <w:rFonts w:eastAsia="標楷體" w:hint="eastAsia"/>
+              </w:rPr>
+              <w:t>導管值入手術</w:t>
+            </w:r>
+            <w:proofErr w:type="gramEnd"/>
+            <w:r>
+              <w:rPr>
+                <w:rFonts w:eastAsia="標楷體" w:hint="eastAsia"/>
+              </w:rPr>
+              <w:t>)</w:t>
+            </w:r>
+            <w:r>
+              <w:rPr>
+                <w:rFonts w:eastAsia="標楷體" w:hint="eastAsia"/>
+              </w:rPr>
+              <w:t>提供泌尿系統專科建議</w:t>
+            </w:r>
           </w:p>
         </w:tc>
       </w:tr>
@@ -4126,6 +4339,12 @@
                 <w:rFonts w:eastAsia="標楷體"/>
               </w:rPr>
             </w:pPr>
+            <w:r>
+              <w:rPr>
+                <w:rFonts w:eastAsia="標楷體" w:hint="eastAsia"/>
+              </w:rPr>
+              <w:t>協同主持人</w:t>
+            </w:r>
           </w:p>
         </w:tc>
         <w:tc>
@@ -4158,6 +4377,12 @@
                 <w:rFonts w:eastAsia="標楷體"/>
               </w:rPr>
             </w:pPr>
+            <w:r>
+              <w:rPr>
+                <w:rFonts w:eastAsia="標楷體" w:hint="eastAsia"/>
+              </w:rPr>
+              <w:t>6</w:t>
+            </w:r>
           </w:p>
         </w:tc>
         <w:tc>
@@ -4171,6 +4396,12 @@
                 <w:rFonts w:eastAsia="標楷體"/>
               </w:rPr>
             </w:pPr>
+            <w:r>
+              <w:rPr>
+                <w:rFonts w:eastAsia="標楷體" w:hint="eastAsia"/>
+              </w:rPr>
+              <w:t>病歷資料收集與整理、文獻查閱、論文撰寫及投稿作業</w:t>
+            </w:r>
           </w:p>
         </w:tc>
       </w:tr>
@@ -4190,6 +4421,12 @@
                 <w:rFonts w:eastAsia="標楷體"/>
               </w:rPr>
             </w:pPr>
+            <w:r>
+              <w:rPr>
+                <w:rFonts w:eastAsia="標楷體" w:hint="eastAsia"/>
+              </w:rPr>
+              <w:t>協同主持人</w:t>
+            </w:r>
           </w:p>
         </w:tc>
         <w:tc>
@@ -4222,6 +4459,12 @@
                 <w:rFonts w:eastAsia="標楷體"/>
               </w:rPr>
             </w:pPr>
+            <w:r>
+              <w:rPr>
+                <w:rFonts w:eastAsia="標楷體" w:hint="eastAsia"/>
+              </w:rPr>
+              <w:t>3</w:t>
+            </w:r>
           </w:p>
         </w:tc>
         <w:tc>
@@ -4235,6 +4478,12 @@
                 <w:rFonts w:eastAsia="標楷體"/>
               </w:rPr>
             </w:pPr>
+            <w:r>
+              <w:rPr>
+                <w:rFonts w:eastAsia="標楷體" w:hint="eastAsia"/>
+              </w:rPr>
+              <w:t>手術第一助手，協助主刀醫師進行手術操作，確保手術流程順利進行</w:t>
+            </w:r>
           </w:p>
         </w:tc>
       </w:tr>
@@ -5541,7 +5790,7 @@
       </w:rPr>
     </w:lvl>
   </w:abstractNum>
-  <w:num w:numId="1" w16cid:durableId="566116730">
+  <w:num w:numId="1" w16cid:durableId="121701473">
     <w:abstractNumId w:val="2"/>
     <w:lvlOverride w:ilvl="0">
       <w:startOverride w:val="1"/>
@@ -5571,16 +5820,16 @@
       <w:startOverride w:val="1"/>
     </w:lvlOverride>
   </w:num>
-  <w:num w:numId="2" w16cid:durableId="525682559">
+  <w:num w:numId="2" w16cid:durableId="405036783">
     <w:abstractNumId w:val="1"/>
   </w:num>
-  <w:num w:numId="3" w16cid:durableId="179860551">
+  <w:num w:numId="3" w16cid:durableId="1591114145">
     <w:abstractNumId w:val="6"/>
   </w:num>
-  <w:num w:numId="4" w16cid:durableId="431822040">
+  <w:num w:numId="4" w16cid:durableId="1002077242">
     <w:abstractNumId w:val="3"/>
   </w:num>
-  <w:num w:numId="5" w16cid:durableId="1199318290">
+  <w:num w:numId="5" w16cid:durableId="1783258237">
     <w:abstractNumId w:val="5"/>
     <w:lvlOverride w:ilvl="0">
       <w:startOverride w:val="1"/>
@@ -5608,7 +5857,7 @@
       <w:startOverride w:val="1"/>
     </w:lvlOverride>
   </w:num>
-  <w:num w:numId="6" w16cid:durableId="1265918254">
+  <w:num w:numId="6" w16cid:durableId="748577952">
     <w:abstractNumId w:val="4"/>
     <w:lvlOverride w:ilvl="0">
       <w:startOverride w:val="1"/>
@@ -5638,23 +5887,14 @@
       <w:startOverride w:val="1"/>
     </w:lvlOverride>
   </w:num>
-  <w:num w:numId="7" w16cid:durableId="2062560206">
+  <w:num w:numId="7" w16cid:durableId="692922546">
     <w:abstractNumId w:val="0"/>
   </w:num>
-  <w:num w:numId="8" w16cid:durableId="964821589">
+  <w:num w:numId="8" w16cid:durableId="1586839477">
     <w:abstractNumId w:val="5"/>
   </w:num>
-  <w:num w:numId="9" w16cid:durableId="788208544">
+  <w:num w:numId="9" w16cid:durableId="1044796515">
     <w:abstractNumId w:val="1"/>
-    <w:lvlOverride w:ilvl="0"/>
-    <w:lvlOverride w:ilvl="1"/>
-    <w:lvlOverride w:ilvl="2"/>
-    <w:lvlOverride w:ilvl="3"/>
-    <w:lvlOverride w:ilvl="4"/>
-    <w:lvlOverride w:ilvl="5"/>
-    <w:lvlOverride w:ilvl="6"/>
-    <w:lvlOverride w:ilvl="7"/>
-    <w:lvlOverride w:ilvl="8"/>
   </w:num>
 </w:numbering>
 </file>
